--- a/docs/MANUAL_UI.docx
+++ b/docs/MANUAL_UI.docx
@@ -2213,6 +2213,37 @@
         <w:rPr>
           <w:b/>
         </w:rPr>
+        <w:t>Código RAG</w:t>
+      </w:r>
+      <w:r>
+        <w:t xml:space="preserve">: </w:t>
+      </w:r>
+      <w:r>
+        <w:rPr>
+          <w:rFonts w:ascii="Consolas" w:hAnsi="Consolas"/>
+          <w:sz w:val="20"/>
+        </w:rPr>
+        <w:t>src/rag/retriever.py</w:t>
+      </w:r>
+      <w:r>
+        <w:t xml:space="preserve"> + </w:t>
+      </w:r>
+      <w:r>
+        <w:rPr>
+          <w:rFonts w:ascii="Consolas" w:hAnsi="Consolas"/>
+          <w:sz w:val="20"/>
+        </w:rPr>
+        <w:t>src/rag/build_index_chatbulario.py</w:t>
+      </w:r>
+    </w:p>
+    <w:p>
+      <w:pPr>
+        <w:pStyle w:val="ListBullet"/>
+      </w:pPr>
+      <w:r>
+        <w:rPr>
+          <w:b/>
+        </w:rPr>
         <w:t>Logs</w:t>
       </w:r>
       <w:r>
@@ -2249,6 +2280,483 @@
       </w:r>
     </w:p>
     <w:p>
+      <w:pPr>
+        <w:pStyle w:val="Heading2"/>
+      </w:pPr>
+      <w:r>
+        <w:rPr>
+          <w:color w:val="2E74B5"/>
+        </w:rPr>
+        <w:t>🗄️ RAG — Base de Conhecimento (ATUALIZADO AGO/2026)</w:t>
+      </w:r>
+    </w:p>
+    <w:p>
+      <w:pPr>
+        <w:pStyle w:val="Heading3"/>
+      </w:pPr>
+      <w:r>
+        <w:rPr>
+          <w:color w:val="1F4E79"/>
+        </w:rPr>
+        <w:t>O que mudou</w:t>
+      </w:r>
+    </w:p>
+    <w:p>
+      <w:r>
+        <w:t xml:space="preserve">Até ago/2026 o RAG usava </w:t>
+      </w:r>
+      <w:r>
+        <w:rPr>
+          <w:rFonts w:ascii="Consolas" w:hAnsi="Consolas"/>
+          <w:sz w:val="20"/>
+        </w:rPr>
+        <w:t>anvisa_medicamentos.csv</w:t>
+      </w:r>
+      <w:r>
+        <w:t xml:space="preserve"> (só metadados). Agora usa </w:t>
+      </w:r>
+      <w:r>
+        <w:rPr>
+          <w:b/>
+        </w:rPr>
+        <w:t>ChatBulário</w:t>
+      </w:r>
+      <w:r>
+        <w:t xml:space="preserve"> (texto completo das bulas em PT-BR).</w:t>
+      </w:r>
+    </w:p>
+    <w:p>
+      <w:pPr>
+        <w:pStyle w:val="Heading3"/>
+      </w:pPr>
+      <w:r>
+        <w:rPr>
+          <w:color w:val="1F4E79"/>
+        </w:rPr>
+        <w:t>Comparação</w:t>
+      </w:r>
+    </w:p>
+    <w:tbl>
+      <w:tblPr>
+        <w:tblStyle w:val="LightGrid-Accent1"/>
+        <w:tblW w:type="auto" w:w="0"/>
+        <w:tblLook w:firstColumn="1" w:firstRow="1" w:lastColumn="0" w:lastRow="0" w:noHBand="0" w:noVBand="1" w:val="04A0"/>
+      </w:tblPr>
+      <w:tblGrid>
+        <w:gridCol w:w="2880"/>
+        <w:gridCol w:w="2880"/>
+        <w:gridCol w:w="2880"/>
+      </w:tblGrid>
+      <w:tr>
+        <w:tc>
+          <w:tcPr>
+            <w:tcW w:type="dxa" w:w="2880"/>
+            <w:shd w:fill="1F497D"/>
+          </w:tcPr>
+          <w:p>
+            <w:r/>
+            <w:r>
+              <w:rPr>
+                <w:b/>
+                <w:color w:val="FFFFFF"/>
+                <w:sz w:val="20"/>
+              </w:rPr>
+              <w:t>Aspecto</w:t>
+            </w:r>
+          </w:p>
+        </w:tc>
+        <w:tc>
+          <w:tcPr>
+            <w:tcW w:type="dxa" w:w="2880"/>
+            <w:shd w:fill="1F497D"/>
+          </w:tcPr>
+          <w:p>
+            <w:r/>
+            <w:r>
+              <w:rPr>
+                <w:b/>
+                <w:color w:val="FFFFFF"/>
+                <w:sz w:val="20"/>
+              </w:rPr>
+              <w:t>Antes (anvisa_medicamentos.csv)</w:t>
+            </w:r>
+          </w:p>
+        </w:tc>
+        <w:tc>
+          <w:tcPr>
+            <w:tcW w:type="dxa" w:w="2880"/>
+            <w:shd w:fill="1F497D"/>
+          </w:tcPr>
+          <w:p>
+            <w:r/>
+            <w:r>
+              <w:rPr>
+                <w:b/>
+                <w:color w:val="FFFFFF"/>
+                <w:sz w:val="20"/>
+              </w:rPr>
+              <w:t>Agora (ChatBulário)</w:t>
+            </w:r>
+          </w:p>
+        </w:tc>
+      </w:tr>
+      <w:tr>
+        <w:tc>
+          <w:tcPr>
+            <w:tcW w:type="dxa" w:w="2880"/>
+          </w:tcPr>
+          <w:p>
+            <w:r>
+              <w:rPr>
+                <w:sz w:val="18"/>
+              </w:rPr>
+            </w:r>
+            <w:r>
+              <w:rPr>
+                <w:sz w:val="18"/>
+              </w:rPr>
+              <w:t>Conteúdo</w:t>
+            </w:r>
+          </w:p>
+        </w:tc>
+        <w:tc>
+          <w:tcPr>
+            <w:tcW w:type="dxa" w:w="2880"/>
+          </w:tcPr>
+          <w:p>
+            <w:r>
+              <w:rPr>
+                <w:sz w:val="18"/>
+              </w:rPr>
+            </w:r>
+            <w:r>
+              <w:rPr>
+                <w:sz w:val="18"/>
+              </w:rPr>
+              <w:t>Nome, classe, registro, princípio ativo</w:t>
+            </w:r>
+          </w:p>
+        </w:tc>
+        <w:tc>
+          <w:tcPr>
+            <w:tcW w:type="dxa" w:w="2880"/>
+          </w:tcPr>
+          <w:p>
+            <w:r>
+              <w:rPr>
+                <w:sz w:val="18"/>
+              </w:rPr>
+            </w:r>
+            <w:r>
+              <w:rPr>
+                <w:b/>
+                <w:sz w:val="18"/>
+              </w:rPr>
+              <w:t>Texto completo da bula</w:t>
+            </w:r>
+          </w:p>
+        </w:tc>
+      </w:tr>
+      <w:tr>
+        <w:tc>
+          <w:tcPr>
+            <w:tcW w:type="dxa" w:w="2880"/>
+          </w:tcPr>
+          <w:p>
+            <w:r>
+              <w:rPr>
+                <w:sz w:val="18"/>
+              </w:rPr>
+            </w:r>
+            <w:r>
+              <w:rPr>
+                <w:sz w:val="18"/>
+              </w:rPr>
+              <w:t>Formato</w:t>
+            </w:r>
+          </w:p>
+        </w:tc>
+        <w:tc>
+          <w:tcPr>
+            <w:tcW w:type="dxa" w:w="2880"/>
+          </w:tcPr>
+          <w:p>
+            <w:r>
+              <w:rPr>
+                <w:sz w:val="18"/>
+              </w:rPr>
+            </w:r>
+            <w:r>
+              <w:rPr>
+                <w:sz w:val="18"/>
+              </w:rPr>
+              <w:t>CSV tabular</w:t>
+            </w:r>
+          </w:p>
+        </w:tc>
+        <w:tc>
+          <w:tcPr>
+            <w:tcW w:type="dxa" w:w="2880"/>
+          </w:tcPr>
+          <w:p>
+            <w:r>
+              <w:rPr>
+                <w:sz w:val="18"/>
+              </w:rPr>
+            </w:r>
+            <w:r>
+              <w:rPr>
+                <w:sz w:val="18"/>
+              </w:rPr>
+              <w:t>Pares pergunta-resposta</w:t>
+            </w:r>
+          </w:p>
+        </w:tc>
+      </w:tr>
+      <w:tr>
+        <w:tc>
+          <w:tcPr>
+            <w:tcW w:type="dxa" w:w="2880"/>
+          </w:tcPr>
+          <w:p>
+            <w:r>
+              <w:rPr>
+                <w:sz w:val="18"/>
+              </w:rPr>
+            </w:r>
+            <w:r>
+              <w:rPr>
+                <w:sz w:val="18"/>
+              </w:rPr>
+              <w:t>Total</w:t>
+            </w:r>
+          </w:p>
+        </w:tc>
+        <w:tc>
+          <w:tcPr>
+            <w:tcW w:type="dxa" w:w="2880"/>
+          </w:tcPr>
+          <w:p>
+            <w:r>
+              <w:rPr>
+                <w:sz w:val="18"/>
+              </w:rPr>
+            </w:r>
+            <w:r>
+              <w:rPr>
+                <w:sz w:val="18"/>
+              </w:rPr>
+              <w:t>43.445 metadados</w:t>
+            </w:r>
+          </w:p>
+        </w:tc>
+        <w:tc>
+          <w:tcPr>
+            <w:tcW w:type="dxa" w:w="2880"/>
+          </w:tcPr>
+          <w:p>
+            <w:r>
+              <w:rPr>
+                <w:sz w:val="18"/>
+              </w:rPr>
+            </w:r>
+            <w:r>
+              <w:rPr>
+                <w:b/>
+                <w:sz w:val="18"/>
+              </w:rPr>
+              <w:t>68.938 pares Q&amp;A</w:t>
+            </w:r>
+          </w:p>
+        </w:tc>
+      </w:tr>
+      <w:tr>
+        <w:tc>
+          <w:tcPr>
+            <w:tcW w:type="dxa" w:w="2880"/>
+          </w:tcPr>
+          <w:p>
+            <w:r>
+              <w:rPr>
+                <w:sz w:val="18"/>
+              </w:rPr>
+            </w:r>
+            <w:r>
+              <w:rPr>
+                <w:sz w:val="18"/>
+              </w:rPr>
+              <w:t>Idioma</w:t>
+            </w:r>
+          </w:p>
+        </w:tc>
+        <w:tc>
+          <w:tcPr>
+            <w:tcW w:type="dxa" w:w="2880"/>
+          </w:tcPr>
+          <w:p>
+            <w:r>
+              <w:rPr>
+                <w:sz w:val="18"/>
+              </w:rPr>
+            </w:r>
+            <w:r>
+              <w:rPr>
+                <w:sz w:val="18"/>
+              </w:rPr>
+              <w:t>PT-BR (metadados)</w:t>
+            </w:r>
+          </w:p>
+        </w:tc>
+        <w:tc>
+          <w:tcPr>
+            <w:tcW w:type="dxa" w:w="2880"/>
+          </w:tcPr>
+          <w:p>
+            <w:r>
+              <w:rPr>
+                <w:sz w:val="18"/>
+              </w:rPr>
+            </w:r>
+            <w:r>
+              <w:rPr>
+                <w:sz w:val="18"/>
+              </w:rPr>
+              <w:t>PT-BR (texto natural)</w:t>
+            </w:r>
+          </w:p>
+        </w:tc>
+      </w:tr>
+      <w:tr>
+        <w:tc>
+          <w:tcPr>
+            <w:tcW w:type="dxa" w:w="2880"/>
+          </w:tcPr>
+          <w:p>
+            <w:r>
+              <w:rPr>
+                <w:sz w:val="18"/>
+              </w:rPr>
+            </w:r>
+            <w:r>
+              <w:rPr>
+                <w:sz w:val="18"/>
+              </w:rPr>
+              <w:t>Perguntas suportadas</w:t>
+            </w:r>
+          </w:p>
+        </w:tc>
+        <w:tc>
+          <w:tcPr>
+            <w:tcW w:type="dxa" w:w="2880"/>
+          </w:tcPr>
+          <w:p>
+            <w:r>
+              <w:rPr>
+                <w:sz w:val="18"/>
+              </w:rPr>
+            </w:r>
+            <w:r>
+              <w:rPr>
+                <w:sz w:val="18"/>
+              </w:rPr>
+              <w:t>"Qual o nome deste remédio?"</w:t>
+            </w:r>
+          </w:p>
+        </w:tc>
+        <w:tc>
+          <w:tcPr>
+            <w:tcW w:type="dxa" w:w="2880"/>
+          </w:tcPr>
+          <w:p>
+            <w:r>
+              <w:rPr>
+                <w:sz w:val="18"/>
+              </w:rPr>
+            </w:r>
+            <w:r>
+              <w:rPr>
+                <w:sz w:val="18"/>
+              </w:rPr>
+              <w:t>"Efeitos colaterais", "Posologia", "Interação medicamentosa"</w:t>
+            </w:r>
+          </w:p>
+        </w:tc>
+      </w:tr>
+    </w:tbl>
+    <w:p>
+      <w:pPr>
+        <w:pStyle w:val="Heading3"/>
+      </w:pPr>
+      <w:r>
+        <w:rPr>
+          <w:color w:val="1F4E79"/>
+        </w:rPr>
+        <w:t>Como funciona na UI</w:t>
+      </w:r>
+    </w:p>
+    <w:p>
+      <w:r>
+        <w:t xml:space="preserve">A aba </w:t>
+      </w:r>
+      <w:r>
+        <w:rPr>
+          <w:b/>
+        </w:rPr>
+        <w:t>Consulta</w:t>
+      </w:r>
+      <w:r>
+        <w:t xml:space="preserve"> mostra, na seção "Fontes consultadas":</w:t>
+      </w:r>
+    </w:p>
+    <w:p>
+      <w:r>
+        <w:rPr>
+          <w:rFonts w:ascii="Consolas" w:hAnsi="Consolas"/>
+          <w:sz w:val="18"/>
+        </w:rPr>
+        <w:t>[1] Fonte: ChatBulario-137640173-7 (CALMAN - seção 7: Efeitos adversos)</w:t>
+        <w:br/>
+        <w:t>[2] Fonte: ChatBulario-155840515-3 (OLANZAPINA - seção 3: Quando não usar)</w:t>
+        <w:br/>
+        <w:t>[3] Fonte: ChatBulario-102351448-1 (OLIRE - seção 1: Para que é indicado)</w:t>
+      </w:r>
+    </w:p>
+    <w:p>
+      <w:pPr>
+        <w:pStyle w:val="Heading3"/>
+      </w:pPr>
+      <w:r>
+        <w:rPr>
+          <w:color w:val="1F4E79"/>
+        </w:rPr>
+        <w:t>Como reindexar (se precisar)</w:t>
+      </w:r>
+    </w:p>
+    <w:p>
+      <w:r>
+        <w:rPr>
+          <w:rFonts w:ascii="Consolas" w:hAnsi="Consolas"/>
+          <w:sz w:val="18"/>
+        </w:rPr>
+        <w:t># Indexar 10k amostras (~5min, suficiente pra demo)</w:t>
+        <w:br/>
+        <w:t>python src/rag/build_index_chatbulario.py 10000</w:t>
+        <w:br/>
+        <w:br/>
+        <w:t># Indexar TODAS as 68k (~35min em CPU)</w:t>
+        <w:br/>
+        <w:t>python src/rag/build_index_chatbulario.py</w:t>
+      </w:r>
+    </w:p>
+    <w:p>
+      <w:r>
+        <w:rPr>
+          <w:color w:val="CCCCCC"/>
+        </w:rPr>
+        <w:t>────────────────────────────────────────────────────────────</w:t>
+      </w:r>
+    </w:p>
+    <w:p>
       <w:r>
         <w:rPr>
           <w:b/>
@@ -2267,7 +2775,7 @@
         <w:t>Versão da UI</w:t>
       </w:r>
       <w:r>
-        <w:t>: 1.1 (com tradução PT-BR)</w:t>
+        <w:t>: 1.2 (com ChatBulário RAG + tradução PT-BR)</w:t>
       </w:r>
     </w:p>
     <w:p>
